--- a/중국어_대화문/10부_docx/10부_11화_첫_번째_결정.docx
+++ b/중국어_대화문/10부_docx/10부_11화_첫_번째_결정.docx
@@ -18,7 +18,7 @@
         <w:t>등장인물:</w:t>
       </w:r>
       <w:r>
-        <w:t xml:space="preserve"> 쑤민 苏敏(57세, 변호사 자격이 취소된 '공민 대리인', 잉훠 창구 운영자, 居家管控 70일 만에 해제) / 송 경관 宋警官(60대 중반, 창촨시 공안국 국내안전보위 지대 요원) / 샤오신 小辛(39세, 잉훠 오래된 자원활동가) / 샤오위안 肖远(60세, 잉훠 동료, 자격을 잃은 전직 변호사) / 아닝 阿宁(46세, 약국 근무 잉훠 자원활동가) / 덩펑즈 邓凤芝(75세, 국면3창 퇴직 여공, 잉훠 자원활동가) / 다이이판 戴一帆(35세, 잉훠 자원활동가) / 쉬둬둬 许朵朵(33세, 잉훠 자원활동가) / 메이뤄란 梅若兰(92세, 은퇴한 변호사협회 비서장, 전화 목소리) / 루 할머니 卢奶奶(106세, 쑤민의 집주인, 화이인가 6층) / 쑤 어머니 苏母(80대 후반, 류허현 농가, 전화 목소리) / 더우더우 豆豆(34세, 쑤민의 조카, 류허현 회계사무소 직원, 전화 목소리) / 탕 어머니 唐大娘(81세, 탕쉐의 어머니, 문맹) / 스샤오야 石小芽(37세, 탕쉐의 옛 제자) / 스만툰 石满囤(97세, 옛 우시촌 노인)</w:t>
+        <w:t xml:space="preserve"> 쑤민 苏敏(56세, 변호사 자격이 취소된 '공민 대리인', 잉훠 창구 운영자, 居家管控 70일 만에 해제) / 송 경관 宋警官(60대 중반, 창촨시 공안국 국내안전보위 지대 요원) / 샤오신 小辛(39세, 잉훠 오래된 자원활동가) / 샤오위안 肖远(60세, 잉훠 동료, 자격을 잃은 전직 변호사) / 아닝 阿宁(46세, 약국 근무 잉훠 자원활동가) / 덩펑즈 邓凤芝(75세, 국면3창 퇴직 여공, 잉훠 자원활동가) / 다이이판 戴一帆(35세, 잉훠 자원활동가) / 쉬둬둬 许朵朵(33세, 잉훠 자원활동가) / 메이뤄란 梅若兰(93세, 은퇴한 변호사협회 비서장, 전화 목소리) / 루 할머니 卢奶奶(106세, 쑤민의 집주인, 화이인가 6층) / 쑤 어머니 苏母(80대 중반, 류허현 농가, 전화 목소리) / 더우더우 豆豆(33세, 쑤민의 조카, 류허현 회계사무소 직원, 전화 목소리) / 탕 어머니 唐大娘(81세, 탕쉐의 어머니, 문맹) / 스샤오야 石小芽(37세, 탕쉐의 옛 제자) / 스만툰 石满囤(97세, 옛 우시촌 노인)</w:t>
       </w:r>
     </w:p>
     <w:p>
@@ -29,7 +29,7 @@
         <w:t>배경:</w:t>
       </w:r>
       <w:r>
-        <w:t xml:space="preserve"> [쑤민 시점] 2042년 10월 31일(금)부터 11월 3일(월) 밤까지. 10부 10화(10월 10일 해임 가결 112-71-19, 합계 202, 효력 오후 4시)로부터 3주가 지났다. 쑤민은 8월 25일 밤부터 居家管控 중이어서 10월 31일이 68일째이고, 메이뤄란의 전화와 라디오로만 바깥에 닿으며 선즈위안과는 이 화에서도 마주치지 않는다. 이 화의 새 설정은 다음과 같다. 첫째, 『총서기 선거 방법』에 따라 10월 31일 오전 9시 속개된 전체회의에서 청시가 총서기로 선출된다(가상 수치로 합계 201표 중 찬성 171·반대 19·기권 11). 장리췬의 직무 대행 중 6款으로 동결되었던 신규 결정 3건은 새 총서기에게 이월되었고, 그 첫 번째로 청시가 서명한 문서가 같은 날 오후 4시 공개 대장에 오른 『복권 결정서』(总台账〇〇一号)다. 둘째, 결정서의 법적 경로는 이렇다. 제1항은 폐지된 『涉境外势力认定条例』 아래 내려진 인정 가운데 신청이 없었던 것을 직권으로 자시 무효화하고 기재를 30일 안에 사법청이 항목별로 지우게 하며(쑤민은 신청하지 않은 16명 중 하나다), 제2항은 그 인정에 기댄 자격 취소 처분과 관련 형사처벌 기록을 '재심'이 아니라 직권 재검토에 올리되 認罪도 悔意 진술도 요건으로 삼지 않으며, 제3항은 재검토 기간에 자격 등록과 신분 주기를 먼저 회복하고, 제4항은 판결의 효력은 이 결정으로 달라지지 않으며 재검토 결과는 따로 공시한다고 못 박는다. 즉 형은 지워지지 않았고 출경 제한도 그대로이며, 3부 7화에서 쑤민의 변호사 자격을 취소한 2016년 3월의 『关于吊销苏敏律师执业证书的决定』이 그 근거를 잃는 범위에서 효력을 거두는 것이다. 셋째, 居家管控 해제는 공안의 별도 서면으로 오며, 결정서가 정한 3일 안에 송달되어 11월 3일 0시를 효력 시각으로 하는 『解除通知书』(期限·地点·人·事由 네 항목 기재, 서명·날인)가 월요일 아침에 문 앞에 닿는다. 이는 10부 7화에서 쑤민이 요구한 "서면 결정 또는 서면 해제" 가운데 후자다. 넷째, 탕쉐의 묘는 칭허현 윈링향 우시촌 옛 분교 터 뒤 비탈에 있고 비석에는 '人' 한 글자만 새겨져 있다. 선즈위안은 직접 나오지 않으며 해임 뒤의 소식은 메이뤄란의 전언 한 줄로만 닿는다. 이 화의 기관·문서·수치·인물은 모두 가상이다.</w:t>
+        <w:t xml:space="preserve"> [쑤민 시점] 2042년 10월 31일(금)부터 11월 3일(월) 밤까지. 10부 10화(10월 10일 해임 가결 112-71-19, 합계 202, 효력 오후 4시)로부터 3주가 지났다. 쑤민은 8월 25일 밤부터 居家管控 중이어서 10월 31일이 68일째이고, 메이뤄란의 전화와 라디오로만 바깥에 닿으며 선즈위안과는 이 화에서도 마주치지 않는다. 이 화의 새 설정은 다음과 같다. 첫째, 『총서기 선거 방법』에 따라 10월 31일 오전 9시 속개된 전체회의에서 청시가 총서기로 선출된다(가상 수치로 합계 201표 중 찬성 171·반대 19·기권 11). 장리췬의 직무 대행 중 6款으로 동결되었던 신규 결정 3건은 새 총서기에게 이월되었고, 그 첫 번째로 청시가 서명한 문서가 같은 날 오후 4시 공개 대장에 오른 『복권 결정서』(总台账〇〇一号)다. 둘째, 결정서의 법적 경로는 이렇다. 제1항은 폐지된 『涉境外势力认定条例』 아래 내려진 인정 가운데 신청이 없었던 것을 직권으로 처음부터(自始) 무효화하고 기재를 30일 안에 사법청이 항목별로 지우게 하며(쑤민은 신청하지 않은 16명 중 하나다), 제2항은 그 인정에 기댄 자격 취소 처분과 관련 형사처벌 기록을 '재심'이 아니라 직권 재검토에 올리되 認罪도 悔意 진술도 요건으로 삼지 않으며, 제3항은 재검토 기간에 자격 등록과 신분 주기를 먼저 회복하고, 제4항은 판결의 효력은 이 결정으로 달라지지 않으며 재검토 결과는 따로 공시한다고 못 박는다. 즉 형은 지워지지 않았고 출경 제한도 그대로이며, 3부 7화에서 쑤민의 변호사 자격을 취소한 2016년 3월의 『关于吊销苏敏律师执业证书的决定』이 그 근거를 잃는 범위에서 효력을 거두는 것이다. 셋째, 居家管控 해제는 공안의 별도 서면으로 오며, 결정서가 정한 3일 안에 송달되어 11월 3일 0시를 효력 시각으로 하는 『解除通知书』(期限·地点·人·事由 네 항목 기재, 서명·날인)가 월요일 아침에 문 앞에 닿는다. 이는 10부 7화에서 쑤민이 요구한 "서면 결정 또는 서면 해제" 가운데 후자다. 넷째, 탕쉐의 묘는 칭허현 윈링향 우시촌 옛 분교 터 뒤 비탈에 있고 비석에는 '人' 한 글자만 새겨져 있다. 선즈위안은 직접 나오지 않으며 해임 뒤의 소식은 메이뤄란의 전언 한 줄로만 닿는다. 이 화의 기관·문서·수치·인물은 모두 가상이다.</w:t>
       </w:r>
     </w:p>
     <w:p>
@@ -681,7 +681,7 @@
         <w:t>梅若兰:</w:t>
       </w:r>
       <w:r>
-        <w:t xml:space="preserve"> 水落石出了，你反而冷静。</w:t>
+        <w:t xml:space="preserve"> 结果出来了，你反而心平气和。</w:t>
       </w:r>
     </w:p>
     <w:p>
@@ -1011,7 +1011,7 @@
     </w:p>
     <w:p>
       <w:r>
-        <w:t>(苏敏放下听筒，坐了很久。窗外有风，槐树的枝桠刮着玻璃，像有人用指甲轻轻地敲。她打开接待表，在“家属”一栏写：“豆豆，三十四岁。苏强，膝盖。母亲，听力。账，记着。”写完，用笔尖在“账”字下点了一点。)</w:t>
+        <w:t>(苏敏放下听筒，坐了很久。窗外有风，槐树的枝桠刮着玻璃，像有人用指甲轻轻地敲。她打开接待表，在“家属”一栏写：“豆豆，三十三岁。苏强，膝盖。母亲，听力。账，记着。”写完，用笔尖在“账”字下点了一点。)</w:t>
       </w:r>
     </w:p>
     <w:p>
@@ -1062,7 +1062,7 @@
         <w:t>宋警官:</w:t>
       </w:r>
       <w:r>
-        <w:t xml:space="preserve"> 苏女士，今天是第七十天。十一月三日零点，解除。我送书面通知。</w:t>
+        <w:t xml:space="preserve"> 苏女士，满七十天了。十一月三日零点，解除。我送书面通知。</w:t>
       </w:r>
     </w:p>
     <w:p>
@@ -1359,7 +1359,7 @@
         <w:t>小辛:</w:t>
       </w:r>
       <w:r>
-        <w:t xml:space="preserve"> 苏姐，我们到了。</w:t>
+        <w:t xml:space="preserve"> 苏老师，我们到了。</w:t>
       </w:r>
     </w:p>
     <w:p>
@@ -1506,7 +1506,7 @@
         <w:t>邓凤芝:</w:t>
       </w:r>
       <w:r>
-        <w:t xml:space="preserve"> 有一说一，办法出来那年，二百九十六个人去申请了，你一个人说不。我们十五个人跟着你，等到今天。（声音在发抖，却不高）我不是怪你，可我也不是一点怨都没有。我这把岁数，等不起。</w:t>
+        <w:t xml:space="preserve"> 我直截了当说了吧，办法出来那年，二百九十六个人去申请了，你一个人说不。我们十五个人跟着你，等到今天。（声音在发抖，却不高）我不是怪你，可我也不是一点怨都没有。我这把岁数，等不起。</w:t>
       </w:r>
     </w:p>
     <w:p>
@@ -2576,7 +2576,7 @@
     </w:p>
     <w:p>
       <w:r>
-        <w:t>«有一说一» — 한국어 해설: "하나면 하나, 있는 그대로 말하다". 사실대로 말한다는 구어. 덩펑즈가 쑤민에게 4년 동안 참았던 원망을 꺼내며, 장면 6.</w:t>
+        <w:t>«直截了当» — 한국어 해설: "곧장 잘라 곧바로 말하다". 에둘러 말하지 않고 단도직입으로 말한다는 성어. 덩펑즈가 쑤민에게 4년 동안 참았던 원망을 에두르지 않고 꺼내며, 장면 6.</w:t>
       </w:r>
     </w:p>
     <w:p>
@@ -2586,7 +2586,7 @@
     </w:p>
     <w:p>
       <w:r>
-        <w:t>«水落石出» — 한국어 해설: "물이 빠지면 돌이 드러난다". 일의 진상이 분명히 밝혀진다는 성어. 메이뤄란이 쑤민에게 결정서를 다 읽은 뒤의 침착함을 두고, 장면 3.</w:t>
+        <w:t>«心平气和» — 한국어 해설: "마음이 평온하고 기운이 고르다". 흥분하지 않고 차분하게 대한다는 성어. 메이뤄란이 쑤민에게 결정서를 다 읽은 뒤의 침착함을 두고, 장면 3.</w:t>
       </w:r>
     </w:p>
     <w:p>
